--- a/deliverables/video-1-slides/hit-final/Video_1_HIT_FINAL/SHORTS/Video_1_Short_3_Result_Needs_Context.docx
+++ b/deliverables/video-1-slides/hit-final/Video_1_HIT_FINAL/SHORTS/Video_1_Short_3_Result_Needs_Context.docx
@@ -58,7 +58,7 @@
           <w:color w:val="5A6B82"/>
           <w:sz w:val="22"/>
         </w:rPr>
-        <w:t>Verbal hook:  “A project name is not proof of your value.”</w:t>
+        <w:t>Verbal hook:  “Let me show you why a project name is not proof of your value.”</w:t>
       </w:r>
     </w:p>
     <w:p>
@@ -104,7 +104,7 @@
           <w:color w:val="1A1A1A"/>
           <w:sz w:val="27"/>
         </w:rPr>
-        <w:t>A project name is not proof of your value.</w:t>
+        <w:t>Let me show you why a project name is not proof of your value.</w:t>
       </w:r>
     </w:p>
     <w:p>
@@ -149,7 +149,7 @@
           <w:color w:val="1A1A1A"/>
           <w:sz w:val="27"/>
         </w:rPr>
-        <w:t>A clearer version is:</w:t>
+        <w:t>Here is the clearer version:</w:t>
       </w:r>
     </w:p>
     <w:p>
@@ -209,7 +209,7 @@
           <w:color w:val="1A1A1A"/>
           <w:sz w:val="27"/>
         </w:rPr>
-        <w:t>I am also careful to say it was one measure and team-based work.</w:t>
+        <w:t>And I am careful to say it was one measure, and team-based work.</w:t>
       </w:r>
     </w:p>
     <w:p>
@@ -224,7 +224,7 @@
           <w:color w:val="1A1A1A"/>
           <w:sz w:val="27"/>
         </w:rPr>
-        <w:t>Evidence travels better when it is specific and honest.</w:t>
+        <w:t>Your evidence will travel better when it is specific and honest.</w:t>
       </w:r>
     </w:p>
     <w:sectPr>
